--- a/C-Programming/C Programming.docx
+++ b/C-Programming/C Programming.docx
@@ -6759,6 +6759,21 @@
           <w:szCs w:val="26"/>
         </w:rPr>
         <w:t>0-9   = 48-57</w:t>
+      </w:r>
+      <w:r>
+        <w:rPr>
+          <w:sz w:val="26"/>
+          <w:szCs w:val="26"/>
+        </w:rPr>
+        <w:tab/>
+      </w:r>
+      <w:r>
+        <w:rPr>
+          <w:sz w:val="26"/>
+          <w:szCs w:val="26"/>
+        </w:rPr>
+        <w:tab/>
+        <w:t>;   =  59</w:t>
       </w:r>
     </w:p>
     <w:p>
@@ -13722,6 +13737,14 @@
         </w:rPr>
         <w:tab/>
       </w:r>
+      <w:r>
+        <w:rPr>
+          <w:sz w:val="26"/>
+          <w:szCs w:val="26"/>
+        </w:rPr>
+        <w:tab/>
+        <w:t xml:space="preserve">//if  condition is true inside statements </w:t>
+      </w:r>
     </w:p>
     <w:p>
       <w:pPr>
@@ -13774,6 +13797,21 @@
           <w:szCs w:val="26"/>
         </w:rPr>
         <w:t>statements;</w:t>
+      </w:r>
+      <w:r>
+        <w:rPr>
+          <w:sz w:val="26"/>
+          <w:szCs w:val="26"/>
+        </w:rPr>
+        <w:tab/>
+      </w:r>
+      <w:r>
+        <w:rPr>
+          <w:sz w:val="26"/>
+          <w:szCs w:val="26"/>
+        </w:rPr>
+        <w:tab/>
+        <w:t xml:space="preserve">  execute.</w:t>
       </w:r>
     </w:p>
     <w:p>
@@ -14306,7 +14344,21 @@
           <w:szCs w:val="26"/>
         </w:rPr>
         <w:tab/>
-        <w:t>//ststements;</w:t>
+        <w:t>//st</w:t>
+      </w:r>
+      <w:r>
+        <w:rPr>
+          <w:sz w:val="26"/>
+          <w:szCs w:val="26"/>
+        </w:rPr>
+        <w:t>a</w:t>
+      </w:r>
+      <w:r>
+        <w:rPr>
+          <w:sz w:val="26"/>
+          <w:szCs w:val="26"/>
+        </w:rPr>
+        <w:t>tements;</w:t>
       </w:r>
     </w:p>
     <w:p>
@@ -16805,6 +16857,7 @@
   <w:style w:type="character" w:default="1" w:styleId="DefaultParagraphFont">
     <w:name w:val="Default Paragraph Font"/>
     <w:uiPriority w:val="1"/>
+    <w:semiHidden/>
     <w:unhideWhenUsed/>
   </w:style>
   <w:style w:type="table" w:default="1" w:styleId="TableNormal">

--- a/C-Programming/C Programming.docx
+++ b/C-Programming/C Programming.docx
@@ -15701,6 +15701,389 @@
           <w:szCs w:val="26"/>
         </w:rPr>
       </w:pPr>
+      <w:r>
+        <w:rPr>
+          <w:sz w:val="26"/>
+          <w:szCs w:val="26"/>
+        </w:rPr>
+        <w:tab/>
+      </w:r>
+    </w:p>
+    <w:p>
+      <w:pPr>
+        <w:spacing w:after="0"/>
+        <w:contextualSpacing/>
+        <w:rPr>
+          <w:sz w:val="26"/>
+          <w:szCs w:val="26"/>
+        </w:rPr>
+      </w:pPr>
+      <w:r>
+        <w:rPr>
+          <w:sz w:val="26"/>
+          <w:szCs w:val="26"/>
+        </w:rPr>
+        <w:tab/>
+        <w:t>Different forms of while loop:</w:t>
+      </w:r>
+    </w:p>
+    <w:p>
+      <w:pPr>
+        <w:spacing w:after="0"/>
+        <w:contextualSpacing/>
+        <w:rPr>
+          <w:sz w:val="26"/>
+          <w:szCs w:val="26"/>
+        </w:rPr>
+      </w:pPr>
+      <w:r>
+        <w:rPr>
+          <w:sz w:val="26"/>
+          <w:szCs w:val="26"/>
+        </w:rPr>
+        <w:tab/>
+      </w:r>
+    </w:p>
+    <w:p>
+      <w:pPr>
+        <w:spacing w:after="0"/>
+        <w:contextualSpacing/>
+        <w:rPr>
+          <w:sz w:val="26"/>
+          <w:szCs w:val="26"/>
+        </w:rPr>
+      </w:pPr>
+      <w:r>
+        <w:rPr>
+          <w:sz w:val="26"/>
+          <w:szCs w:val="26"/>
+        </w:rPr>
+        <w:tab/>
+      </w:r>
+      <w:r>
+        <w:rPr>
+          <w:sz w:val="26"/>
+          <w:szCs w:val="26"/>
+        </w:rPr>
+        <w:t>int n=1;</w:t>
+      </w:r>
+      <w:r>
+        <w:rPr>
+          <w:sz w:val="26"/>
+          <w:szCs w:val="26"/>
+        </w:rPr>
+        <w:tab/>
+      </w:r>
+      <w:r>
+        <w:rPr>
+          <w:sz w:val="26"/>
+          <w:szCs w:val="26"/>
+        </w:rPr>
+        <w:tab/>
+      </w:r>
+      <w:r>
+        <w:rPr>
+          <w:sz w:val="26"/>
+          <w:szCs w:val="26"/>
+        </w:rPr>
+        <w:tab/>
+      </w:r>
+      <w:r>
+        <w:rPr>
+          <w:sz w:val="26"/>
+          <w:szCs w:val="26"/>
+        </w:rPr>
+        <w:tab/>
+      </w:r>
+      <w:r>
+        <w:rPr>
+          <w:sz w:val="26"/>
+          <w:szCs w:val="26"/>
+        </w:rPr>
+        <w:tab/>
+        <w:t>int i=20;</w:t>
+      </w:r>
+    </w:p>
+    <w:p>
+      <w:pPr>
+        <w:spacing w:after="0"/>
+        <w:contextualSpacing/>
+        <w:rPr>
+          <w:sz w:val="26"/>
+          <w:szCs w:val="26"/>
+        </w:rPr>
+      </w:pPr>
+      <w:r>
+        <w:rPr>
+          <w:sz w:val="26"/>
+          <w:szCs w:val="26"/>
+        </w:rPr>
+        <w:tab/>
+        <w:t>while(n&lt;=10)</w:t>
+      </w:r>
+      <w:r>
+        <w:rPr>
+          <w:sz w:val="26"/>
+          <w:szCs w:val="26"/>
+        </w:rPr>
+        <w:t>;  //infinite loop</w:t>
+      </w:r>
+      <w:r>
+        <w:rPr>
+          <w:sz w:val="26"/>
+          <w:szCs w:val="26"/>
+        </w:rPr>
+        <w:tab/>
+      </w:r>
+      <w:r>
+        <w:rPr>
+          <w:sz w:val="26"/>
+          <w:szCs w:val="26"/>
+        </w:rPr>
+        <w:tab/>
+        <w:t>while(--i){</w:t>
+      </w:r>
+    </w:p>
+    <w:p>
+      <w:pPr>
+        <w:spacing w:after="0"/>
+        <w:contextualSpacing/>
+        <w:rPr>
+          <w:sz w:val="26"/>
+          <w:szCs w:val="26"/>
+        </w:rPr>
+      </w:pPr>
+      <w:r>
+        <w:rPr>
+          <w:sz w:val="26"/>
+          <w:szCs w:val="26"/>
+        </w:rPr>
+        <w:tab/>
+      </w:r>
+      <w:r>
+        <w:rPr>
+          <w:sz w:val="26"/>
+          <w:szCs w:val="26"/>
+        </w:rPr>
+        <w:tab/>
+      </w:r>
+      <w:r>
+        <w:rPr>
+          <w:sz w:val="26"/>
+          <w:szCs w:val="26"/>
+        </w:rPr>
+        <w:tab/>
+      </w:r>
+      <w:r>
+        <w:rPr>
+          <w:sz w:val="26"/>
+          <w:szCs w:val="26"/>
+        </w:rPr>
+        <w:tab/>
+      </w:r>
+      <w:r>
+        <w:rPr>
+          <w:sz w:val="26"/>
+          <w:szCs w:val="26"/>
+        </w:rPr>
+        <w:tab/>
+      </w:r>
+      <w:r>
+        <w:rPr>
+          <w:sz w:val="26"/>
+          <w:szCs w:val="26"/>
+        </w:rPr>
+        <w:tab/>
+      </w:r>
+      <w:r>
+        <w:rPr>
+          <w:sz w:val="26"/>
+          <w:szCs w:val="26"/>
+        </w:rPr>
+        <w:tab/>
+      </w:r>
+      <w:r>
+        <w:rPr>
+          <w:sz w:val="26"/>
+          <w:szCs w:val="26"/>
+        </w:rPr>
+        <w:tab/>
+        <w:t>//loop statements;</w:t>
+      </w:r>
+      <w:r>
+        <w:rPr>
+          <w:sz w:val="26"/>
+          <w:szCs w:val="26"/>
+        </w:rPr>
+        <w:tab/>
+      </w:r>
+      <w:r>
+        <w:rPr>
+          <w:sz w:val="26"/>
+          <w:szCs w:val="26"/>
+        </w:rPr>
+        <w:tab/>
+        <w:t>}</w:t>
+      </w:r>
+    </w:p>
+    <w:p>
+      <w:pPr>
+        <w:spacing w:after="0"/>
+        <w:contextualSpacing/>
+        <w:rPr>
+          <w:sz w:val="26"/>
+          <w:szCs w:val="26"/>
+        </w:rPr>
+      </w:pPr>
+    </w:p>
+    <w:p>
+      <w:pPr>
+        <w:spacing w:after="0"/>
+        <w:contextualSpacing/>
+        <w:rPr>
+          <w:sz w:val="26"/>
+          <w:szCs w:val="26"/>
+        </w:rPr>
+      </w:pPr>
+      <w:r>
+        <w:rPr>
+          <w:sz w:val="26"/>
+          <w:szCs w:val="26"/>
+        </w:rPr>
+        <w:tab/>
+        <w:t>int m=1;</w:t>
+      </w:r>
+      <w:r>
+        <w:rPr>
+          <w:sz w:val="26"/>
+          <w:szCs w:val="26"/>
+        </w:rPr>
+        <w:tab/>
+      </w:r>
+    </w:p>
+    <w:p>
+      <w:pPr>
+        <w:spacing w:after="0"/>
+        <w:contextualSpacing/>
+        <w:rPr>
+          <w:sz w:val="26"/>
+          <w:szCs w:val="26"/>
+        </w:rPr>
+      </w:pPr>
+      <w:r>
+        <w:rPr>
+          <w:sz w:val="26"/>
+          <w:szCs w:val="26"/>
+        </w:rPr>
+        <w:tab/>
+        <w:t>while(m){</w:t>
+      </w:r>
+      <w:r>
+        <w:rPr>
+          <w:sz w:val="26"/>
+          <w:szCs w:val="26"/>
+        </w:rPr>
+        <w:tab/>
+      </w:r>
+      <w:r>
+        <w:rPr>
+          <w:sz w:val="26"/>
+          <w:szCs w:val="26"/>
+        </w:rPr>
+        <w:t>//not infinite loop</w:t>
+      </w:r>
+      <w:r>
+        <w:rPr>
+          <w:sz w:val="26"/>
+          <w:szCs w:val="26"/>
+        </w:rPr>
+        <w:t xml:space="preserve"> </w:t>
+      </w:r>
+    </w:p>
+    <w:p>
+      <w:pPr>
+        <w:spacing w:after="0"/>
+        <w:contextualSpacing/>
+        <w:rPr>
+          <w:sz w:val="26"/>
+          <w:szCs w:val="26"/>
+        </w:rPr>
+      </w:pPr>
+      <w:r>
+        <w:rPr>
+          <w:sz w:val="26"/>
+          <w:szCs w:val="26"/>
+        </w:rPr>
+        <w:tab/>
+      </w:r>
+      <w:r>
+        <w:rPr>
+          <w:sz w:val="26"/>
+          <w:szCs w:val="26"/>
+        </w:rPr>
+        <w:tab/>
+        <w:t>printf(“%d”\n,m);</w:t>
+      </w:r>
+    </w:p>
+    <w:p>
+      <w:pPr>
+        <w:spacing w:after="0"/>
+        <w:contextualSpacing/>
+        <w:rPr>
+          <w:sz w:val="26"/>
+          <w:szCs w:val="26"/>
+        </w:rPr>
+      </w:pPr>
+      <w:r>
+        <w:rPr>
+          <w:sz w:val="26"/>
+          <w:szCs w:val="26"/>
+        </w:rPr>
+        <w:tab/>
+      </w:r>
+      <w:r>
+        <w:rPr>
+          <w:sz w:val="26"/>
+          <w:szCs w:val="26"/>
+        </w:rPr>
+        <w:tab/>
+        <w:t>m++;</w:t>
+      </w:r>
+    </w:p>
+    <w:p>
+      <w:pPr>
+        <w:spacing w:after="0"/>
+        <w:contextualSpacing/>
+        <w:rPr>
+          <w:sz w:val="26"/>
+          <w:szCs w:val="26"/>
+        </w:rPr>
+      </w:pPr>
+      <w:r>
+        <w:rPr>
+          <w:sz w:val="26"/>
+          <w:szCs w:val="26"/>
+        </w:rPr>
+        <w:tab/>
+        <w:t>}</w:t>
+      </w:r>
+    </w:p>
+    <w:p>
+      <w:pPr>
+        <w:spacing w:after="0"/>
+        <w:contextualSpacing/>
+        <w:rPr>
+          <w:sz w:val="26"/>
+          <w:szCs w:val="26"/>
+        </w:rPr>
+      </w:pPr>
+      <w:r>
+        <w:rPr>
+          <w:sz w:val="26"/>
+          <w:szCs w:val="26"/>
+        </w:rPr>
+        <w:tab/>
+      </w:r>
     </w:p>
     <w:p>
       <w:pPr>

--- a/C-Programming/C Programming.docx
+++ b/C-Programming/C Programming.docx
@@ -1253,7 +1253,7 @@
           <w:sz w:val="26"/>
           <w:szCs w:val="26"/>
         </w:rPr>
-        <w:t>Dennis  Ritchie in 1972 at bell labs</w:t>
+        <w:t>Dennis Ritchie in 1972 at bell labs</w:t>
       </w:r>
       <w:r>
         <w:rPr>
@@ -1378,7 +1378,21 @@
           <w:sz w:val="26"/>
           <w:szCs w:val="26"/>
         </w:rPr>
-        <w:t>Successor of B language.</w:t>
+        <w:t>Successor of B language</w:t>
+      </w:r>
+      <w:r>
+        <w:rPr>
+          <w:sz w:val="26"/>
+          <w:szCs w:val="26"/>
+        </w:rPr>
+        <w:t xml:space="preserve"> and BCPL</w:t>
+      </w:r>
+      <w:r>
+        <w:rPr>
+          <w:sz w:val="26"/>
+          <w:szCs w:val="26"/>
+        </w:rPr>
+        <w:t>.</w:t>
       </w:r>
     </w:p>
     <w:p>
@@ -1428,7 +1442,21 @@
           <w:sz w:val="26"/>
           <w:szCs w:val="26"/>
         </w:rPr>
-        <w:t xml:space="preserve">High level lang </w:t>
+        <w:t>High level lang</w:t>
+      </w:r>
+      <w:r>
+        <w:rPr>
+          <w:sz w:val="26"/>
+          <w:szCs w:val="26"/>
+        </w:rPr>
+        <w:t>uage</w:t>
+      </w:r>
+      <w:r>
+        <w:rPr>
+          <w:sz w:val="26"/>
+          <w:szCs w:val="26"/>
+        </w:rPr>
+        <w:t xml:space="preserve"> </w:t>
       </w:r>
       <w:r>
         <w:rPr>
@@ -1442,7 +1470,21 @@
           <w:sz w:val="26"/>
           <w:szCs w:val="26"/>
         </w:rPr>
-        <w:t>(as well as low level lang)</w:t>
+        <w:t>(as well as low level lang</w:t>
+      </w:r>
+      <w:r>
+        <w:rPr>
+          <w:sz w:val="26"/>
+          <w:szCs w:val="26"/>
+        </w:rPr>
+        <w:t>uage</w:t>
+      </w:r>
+      <w:r>
+        <w:rPr>
+          <w:sz w:val="26"/>
+          <w:szCs w:val="26"/>
+        </w:rPr>
+        <w:t>)</w:t>
       </w:r>
     </w:p>
     <w:p>
@@ -1652,7 +1694,35 @@
           <w:sz w:val="26"/>
           <w:szCs w:val="26"/>
         </w:rPr>
-        <w:t>Faster compilation and execution</w:t>
+        <w:t>Faster compilation</w:t>
+      </w:r>
+      <w:r>
+        <w:rPr>
+          <w:sz w:val="26"/>
+          <w:szCs w:val="26"/>
+        </w:rPr>
+        <w:t xml:space="preserve">- </w:t>
+      </w:r>
+      <w:r>
+        <w:rPr>
+          <w:sz w:val="26"/>
+          <w:szCs w:val="26"/>
+        </w:rPr>
+        <w:t>E</w:t>
+      </w:r>
+      <w:r>
+        <w:rPr>
+          <w:sz w:val="26"/>
+          <w:szCs w:val="26"/>
+        </w:rPr>
+        <w:t>xecution</w:t>
+      </w:r>
+      <w:r>
+        <w:rPr>
+          <w:sz w:val="26"/>
+          <w:szCs w:val="26"/>
+        </w:rPr>
+        <w:t xml:space="preserve"> is faster.</w:t>
       </w:r>
     </w:p>
     <w:p>
@@ -11522,6 +11592,12 @@
           <w:szCs w:val="26"/>
         </w:rPr>
         <w:tab/>
+      </w:r>
+      <w:r>
+        <w:rPr>
+          <w:sz w:val="26"/>
+          <w:szCs w:val="26"/>
+        </w:rPr>
         <w:t>// ----1234</w:t>
       </w:r>
     </w:p>
@@ -11652,7 +11728,21 @@
           <w:sz w:val="26"/>
           <w:szCs w:val="26"/>
         </w:rPr>
-        <w:t>printf("%+8d\n", 234567);   //</w:t>
+        <w:t xml:space="preserve">printf("%+8d\n", 234567); </w:t>
+      </w:r>
+      <w:r>
+        <w:rPr>
+          <w:sz w:val="26"/>
+          <w:szCs w:val="26"/>
+        </w:rPr>
+        <w:tab/>
+      </w:r>
+      <w:r>
+        <w:rPr>
+          <w:sz w:val="26"/>
+          <w:szCs w:val="26"/>
+        </w:rPr>
+        <w:t>//</w:t>
       </w:r>
       <w:r>
         <w:rPr>
@@ -12717,7 +12807,21 @@
           <w:szCs w:val="26"/>
         </w:rPr>
         <w:tab/>
-        <w:t xml:space="preserve">//if  condition is true inside statements </w:t>
+        <w:t>//if  condition is true</w:t>
+      </w:r>
+      <w:r>
+        <w:rPr>
+          <w:sz w:val="26"/>
+          <w:szCs w:val="26"/>
+        </w:rPr>
+        <w:t xml:space="preserve">, </w:t>
+      </w:r>
+      <w:r>
+        <w:rPr>
+          <w:sz w:val="26"/>
+          <w:szCs w:val="26"/>
+        </w:rPr>
+        <w:t xml:space="preserve">inside statements </w:t>
       </w:r>
     </w:p>
     <w:p>
@@ -14169,6 +14273,35 @@
         <w:tab/>
         <w:t>break;</w:t>
       </w:r>
+      <w:r>
+        <w:rPr>
+          <w:sz w:val="26"/>
+          <w:szCs w:val="26"/>
+        </w:rPr>
+        <w:tab/>
+      </w:r>
+      <w:r>
+        <w:rPr>
+          <w:sz w:val="26"/>
+          <w:szCs w:val="26"/>
+        </w:rPr>
+        <w:tab/>
+      </w:r>
+      <w:r>
+        <w:rPr>
+          <w:sz w:val="26"/>
+          <w:szCs w:val="26"/>
+        </w:rPr>
+        <w:tab/>
+      </w:r>
+      <w:r>
+        <w:rPr>
+          <w:sz w:val="26"/>
+          <w:szCs w:val="26"/>
+        </w:rPr>
+        <w:tab/>
+        <w:t>//if break not written in any case,</w:t>
+      </w:r>
     </w:p>
     <w:p>
       <w:pPr>
@@ -14201,6 +14334,35 @@
         <w:tab/>
         <w:t>case value2:</w:t>
       </w:r>
+      <w:r>
+        <w:rPr>
+          <w:sz w:val="26"/>
+          <w:szCs w:val="26"/>
+        </w:rPr>
+        <w:tab/>
+      </w:r>
+      <w:r>
+        <w:rPr>
+          <w:sz w:val="26"/>
+          <w:szCs w:val="26"/>
+        </w:rPr>
+        <w:tab/>
+      </w:r>
+      <w:r>
+        <w:rPr>
+          <w:sz w:val="26"/>
+          <w:szCs w:val="26"/>
+        </w:rPr>
+        <w:tab/>
+      </w:r>
+      <w:r>
+        <w:rPr>
+          <w:sz w:val="26"/>
+          <w:szCs w:val="26"/>
+        </w:rPr>
+        <w:tab/>
+        <w:t xml:space="preserve">   below cases and default will execute</w:t>
+      </w:r>
     </w:p>
     <w:p>
       <w:pPr>
@@ -14239,6 +14401,21 @@
         </w:rPr>
         <w:tab/>
         <w:t>//statements;</w:t>
+      </w:r>
+      <w:r>
+        <w:rPr>
+          <w:sz w:val="26"/>
+          <w:szCs w:val="26"/>
+        </w:rPr>
+        <w:tab/>
+      </w:r>
+      <w:r>
+        <w:rPr>
+          <w:sz w:val="26"/>
+          <w:szCs w:val="26"/>
+        </w:rPr>
+        <w:tab/>
+        <w:t xml:space="preserve">   until a break statement encounters. </w:t>
       </w:r>
     </w:p>
     <w:p>
@@ -16084,6 +16261,182 @@
         </w:rPr>
         <w:tab/>
       </w:r>
+    </w:p>
+    <w:p>
+      <w:pPr>
+        <w:spacing w:after="0"/>
+        <w:contextualSpacing/>
+        <w:rPr>
+          <w:sz w:val="26"/>
+          <w:szCs w:val="26"/>
+        </w:rPr>
+      </w:pPr>
+      <w:r>
+        <w:rPr>
+          <w:sz w:val="26"/>
+          <w:szCs w:val="26"/>
+        </w:rPr>
+        <w:tab/>
+        <w:t>iii.</w:t>
+      </w:r>
+      <w:r>
+        <w:rPr>
+          <w:b/>
+          <w:bCs/>
+          <w:sz w:val="26"/>
+          <w:szCs w:val="26"/>
+        </w:rPr>
+        <w:t>do-while:</w:t>
+      </w:r>
+      <w:r>
+        <w:rPr>
+          <w:sz w:val="26"/>
+          <w:szCs w:val="26"/>
+        </w:rPr>
+        <w:t xml:space="preserve"> (exit controlled looping statement)</w:t>
+      </w:r>
+    </w:p>
+    <w:p>
+      <w:pPr>
+        <w:spacing w:after="0"/>
+        <w:contextualSpacing/>
+        <w:rPr>
+          <w:sz w:val="26"/>
+          <w:szCs w:val="26"/>
+        </w:rPr>
+      </w:pPr>
+      <w:r>
+        <w:rPr>
+          <w:sz w:val="26"/>
+          <w:szCs w:val="26"/>
+        </w:rPr>
+        <w:tab/>
+        <w:t>Syntax:</w:t>
+      </w:r>
+    </w:p>
+    <w:p>
+      <w:pPr>
+        <w:spacing w:after="0"/>
+        <w:contextualSpacing/>
+        <w:rPr>
+          <w:sz w:val="26"/>
+          <w:szCs w:val="26"/>
+        </w:rPr>
+      </w:pPr>
+      <w:r>
+        <w:rPr>
+          <w:sz w:val="26"/>
+          <w:szCs w:val="26"/>
+        </w:rPr>
+        <w:tab/>
+      </w:r>
+      <w:r>
+        <w:rPr>
+          <w:sz w:val="26"/>
+          <w:szCs w:val="26"/>
+        </w:rPr>
+        <w:tab/>
+        <w:t>do{</w:t>
+      </w:r>
+    </w:p>
+    <w:p>
+      <w:pPr>
+        <w:spacing w:after="0"/>
+        <w:contextualSpacing/>
+        <w:rPr>
+          <w:sz w:val="26"/>
+          <w:szCs w:val="26"/>
+        </w:rPr>
+      </w:pPr>
+      <w:r>
+        <w:rPr>
+          <w:sz w:val="26"/>
+          <w:szCs w:val="26"/>
+        </w:rPr>
+        <w:tab/>
+      </w:r>
+      <w:r>
+        <w:rPr>
+          <w:sz w:val="26"/>
+          <w:szCs w:val="26"/>
+        </w:rPr>
+        <w:tab/>
+      </w:r>
+      <w:r>
+        <w:rPr>
+          <w:sz w:val="26"/>
+          <w:szCs w:val="26"/>
+        </w:rPr>
+        <w:tab/>
+        <w:t>//loop statements;</w:t>
+      </w:r>
+    </w:p>
+    <w:p>
+      <w:pPr>
+        <w:spacing w:after="0"/>
+        <w:contextualSpacing/>
+        <w:rPr>
+          <w:sz w:val="26"/>
+          <w:szCs w:val="26"/>
+        </w:rPr>
+      </w:pPr>
+      <w:r>
+        <w:rPr>
+          <w:sz w:val="26"/>
+          <w:szCs w:val="26"/>
+        </w:rPr>
+        <w:tab/>
+      </w:r>
+      <w:r>
+        <w:rPr>
+          <w:sz w:val="26"/>
+          <w:szCs w:val="26"/>
+        </w:rPr>
+        <w:tab/>
+      </w:r>
+      <w:r>
+        <w:rPr>
+          <w:sz w:val="26"/>
+          <w:szCs w:val="26"/>
+        </w:rPr>
+        <w:tab/>
+        <w:t>//update expression;</w:t>
+      </w:r>
+    </w:p>
+    <w:p>
+      <w:pPr>
+        <w:spacing w:after="0"/>
+        <w:contextualSpacing/>
+        <w:rPr>
+          <w:sz w:val="26"/>
+          <w:szCs w:val="26"/>
+        </w:rPr>
+      </w:pPr>
+      <w:r>
+        <w:rPr>
+          <w:sz w:val="26"/>
+          <w:szCs w:val="26"/>
+        </w:rPr>
+        <w:tab/>
+      </w:r>
+      <w:r>
+        <w:rPr>
+          <w:sz w:val="26"/>
+          <w:szCs w:val="26"/>
+        </w:rPr>
+        <w:tab/>
+        <w:t>}while(condition);</w:t>
+      </w:r>
+    </w:p>
+    <w:p>
+      <w:pPr>
+        <w:spacing w:after="0"/>
+        <w:contextualSpacing/>
+        <w:rPr>
+          <w:sz w:val="26"/>
+          <w:szCs w:val="26"/>
+        </w:rPr>
+      </w:pPr>
     </w:p>
     <w:p>
       <w:pPr>
